--- a/Exp23 Oracle VB.docx
+++ b/Exp23 Oracle VB.docx
@@ -1,6 +1,6 @@
 
 <file path=word/document.xml><?xml version="1.0" encoding="utf-8"?>
-<w:document xmlns:wpc="http://schemas.microsoft.com/office/word/2010/wordprocessingCanvas" xmlns:cx="http://schemas.microsoft.com/office/drawing/2014/chartex" xmlns:cx1="http://schemas.microsoft.com/office/drawing/2015/9/8/chartex" xmlns:cx2="http://schemas.microsoft.com/office/drawing/2015/10/21/chartex" xmlns:cx3="http://schemas.microsoft.com/office/drawing/2016/5/9/chartex" xmlns:cx4="http://schemas.microsoft.com/office/drawing/2016/5/10/chartex" xmlns:cx5="http://schemas.microsoft.com/office/drawing/2016/5/11/chartex" xmlns:cx6="http://schemas.microsoft.com/office/drawing/2016/5/12/chartex" xmlns:cx7="http://schemas.microsoft.com/office/drawing/2016/5/13/chartex" xmlns:cx8="http://schemas.microsoft.com/office/drawing/2016/5/14/chartex" xmlns:mc="http://schemas.openxmlformats.org/markup-compatibility/2006" xmlns:aink="http://schemas.microsoft.com/office/drawing/2016/ink" xmlns:am3d="http://schemas.microsoft.com/office/drawing/2017/model3d" xmlns:o="urn:schemas-microsoft-com:office:office" xmlns:oel="http://schemas.microsoft.com/office/2019/extlst" xmlns:r="http://schemas.openxmlformats.org/officeDocument/2006/relationships" xmlns:m="http://schemas.openxmlformats.org/officeDocument/2006/math" xmlns:v="urn:schemas-microsoft-com:vml" xmlns:wp14="http://schemas.microsoft.com/office/word/2010/wordprocessingDrawing" xmlns:wp="http://schemas.openxmlformats.org/drawingml/2006/wordprocessingDrawing" xmlns:w10="urn:schemas-microsoft-com:office:word" xmlns:w="http://schemas.openxmlformats.org/wordprocessingml/2006/main" xmlns:w14="http://schemas.microsoft.com/office/word/2010/wordml" xmlns:w15="http://schemas.microsoft.com/office/word/2012/wordml" xmlns:w16cei="http://schemas.microsoft.com/office/word/2026/wordml/cei" xmlns:w16cex="http://schemas.microsoft.com/office/word/2018/wordml/cex" xmlns:w16cid="http://schemas.microsoft.com/office/word/2016/wordml/cid" xmlns:w16="http://schemas.microsoft.com/office/word/2018/wordml" xmlns:w16du="http://schemas.microsoft.com/office/word/2023/wordml/word16du" xmlns:w16sdtdh="http://schemas.microsoft.com/office/word/2020/wordml/sdtdatahash" xmlns:w16sdtfl="http://schemas.microsoft.com/office/word/2024/wordml/sdtformatlock" xmlns:w16se="http://schemas.microsoft.com/office/word/2015/wordml/symex" xmlns:wpg="http://schemas.microsoft.com/office/word/2010/wordprocessingGroup" xmlns:wpi="http://schemas.microsoft.com/office/word/2010/wordprocessingInk" xmlns:wne="http://schemas.microsoft.com/office/word/2006/wordml" xmlns:wps="http://schemas.microsoft.com/office/word/2010/wordprocessingShape" mc:Ignorable="w14 w15 w16se w16cid w16 w16cex w16sdtdh w16sdtfl w16du wp14">
+<w:document xmlns:wpc="http://schemas.microsoft.com/office/word/2010/wordprocessingCanvas" xmlns:cx="http://schemas.microsoft.com/office/drawing/2014/chartex" xmlns:cx1="http://schemas.microsoft.com/office/drawing/2015/9/8/chartex" xmlns:cx2="http://schemas.microsoft.com/office/drawing/2015/10/21/chartex" xmlns:cx3="http://schemas.microsoft.com/office/drawing/2016/5/9/chartex" xmlns:cx4="http://schemas.microsoft.com/office/drawing/2016/5/10/chartex" xmlns:cx5="http://schemas.microsoft.com/office/drawing/2016/5/11/chartex" xmlns:cx6="http://schemas.microsoft.com/office/drawing/2016/5/12/chartex" xmlns:cx7="http://schemas.microsoft.com/office/drawing/2016/5/13/chartex" xmlns:cx8="http://schemas.microsoft.com/office/drawing/2016/5/14/chartex" xmlns:mc="http://schemas.openxmlformats.org/markup-compatibility/2006" xmlns:aink="http://schemas.microsoft.com/office/drawing/2016/ink" xmlns:am3d="http://schemas.microsoft.com/office/drawing/2017/model3d" xmlns:o="urn:schemas-microsoft-com:office:office" xmlns:oel="http://schemas.microsoft.com/office/2019/extlst" xmlns:r="http://schemas.openxmlformats.org/officeDocument/2006/relationships" xmlns:m="http://schemas.openxmlformats.org/officeDocument/2006/math" xmlns:v="urn:schemas-microsoft-com:vml" xmlns:wp14="http://schemas.microsoft.com/office/word/2010/wordprocessingDrawing" xmlns:wp="http://schemas.openxmlformats.org/drawingml/2006/wordprocessingDrawing" xmlns:w10="urn:schemas-microsoft-com:office:word" xmlns:w="http://schemas.openxmlformats.org/wordprocessingml/2006/main" xmlns:w14="http://schemas.microsoft.com/office/word/2010/wordml" xmlns:w15="http://schemas.microsoft.com/office/word/2012/wordml" xmlns:w16cex="http://schemas.microsoft.com/office/word/2018/wordml/cex" xmlns:w16cid="http://schemas.microsoft.com/office/word/2016/wordml/cid" xmlns:w16="http://schemas.microsoft.com/office/word/2018/wordml" xmlns:w16du="http://schemas.microsoft.com/office/word/2023/wordml/word16du" xmlns:w16sdtdh="http://schemas.microsoft.com/office/word/2020/wordml/sdtdatahash" xmlns:w16sdtfl="http://schemas.microsoft.com/office/word/2024/wordml/sdtformatlock" xmlns:w16se="http://schemas.microsoft.com/office/word/2015/wordml/symex" xmlns:wpg="http://schemas.microsoft.com/office/word/2010/wordprocessingGroup" xmlns:wpi="http://schemas.microsoft.com/office/word/2010/wordprocessingInk" xmlns:wne="http://schemas.microsoft.com/office/word/2006/wordml" xmlns:wps="http://schemas.microsoft.com/office/word/2010/wordprocessingShape" mc:Ignorable="w14 w15 w16se w16cid w16 w16cex w16sdtdh w16sdtfl w16du wp14">
   <w:body>
     <w:p>
       <w:pPr>
@@ -60,15 +60,73 @@
     </w:p>
     <w:p>
       <w:pPr>
-        <w:pStyle w:val="BodyText"/>
-        <w:spacing w:before="301"/>
-        <w:ind w:left="0" w:firstLine="0"/>
-        <w:jc w:val="right"/>
+        <w:rPr>
+          <w:rFonts w:ascii="Times New Roman"/>
+          <w:b/>
+          <w:spacing w:val="-5"/>
+          <w:sz w:val="28"/>
+        </w:rPr>
+      </w:pPr>
+      <w:r>
+        <w:rPr>
+          <w:rFonts w:ascii="Times New Roman"/>
+          <w:b/>
+          <w:sz w:val="28"/>
+        </w:rPr>
+        <w:t>EXPERIMENT</w:t>
+      </w:r>
+      <w:r>
+        <w:rPr>
+          <w:rFonts w:ascii="Times New Roman"/>
+          <w:b/>
+          <w:spacing w:val="-7"/>
+          <w:sz w:val="28"/>
+        </w:rPr>
+        <w:t xml:space="preserve"> </w:t>
+      </w:r>
+      <w:r>
+        <w:rPr>
+          <w:rFonts w:ascii="Times New Roman"/>
+          <w:b/>
+          <w:sz w:val="28"/>
+        </w:rPr>
+        <w:t>–</w:t>
+      </w:r>
+      <w:r>
+        <w:rPr>
+          <w:rFonts w:ascii="Times New Roman"/>
+          <w:b/>
+          <w:spacing w:val="-8"/>
+          <w:sz w:val="28"/>
+        </w:rPr>
+        <w:t xml:space="preserve"> </w:t>
+      </w:r>
+      <w:r>
+        <w:rPr>
+          <w:rFonts w:ascii="Times New Roman"/>
+          <w:b/>
+          <w:spacing w:val="-5"/>
+          <w:sz w:val="28"/>
+        </w:rPr>
+        <w:t>23</w:t>
+      </w:r>
+    </w:p>
+    <w:p>
+      <w:pPr>
+        <w:rPr>
+          <w:rFonts w:ascii="Times New Roman"/>
+          <w:b/>
+          <w:spacing w:val="-5"/>
+          <w:sz w:val="28"/>
+        </w:rPr>
+      </w:pPr>
+    </w:p>
+    <w:p>
+      <w:pPr>
         <w:rPr>
           <w:rFonts w:ascii="Times New Roman"/>
           <w:bCs/>
           <w:sz w:val="28"/>
-          <w:szCs w:val="28"/>
         </w:rPr>
       </w:pPr>
       <w:r>
@@ -76,265 +134,8 @@
           <w:rFonts w:ascii="Times New Roman"/>
           <w:bCs/>
           <w:sz w:val="28"/>
-          <w:szCs w:val="28"/>
-        </w:rPr>
-        <w:t xml:space="preserve">Name: </w:t>
-      </w:r>
-      <w:proofErr w:type="spellStart"/>
-      <w:r>
-        <w:rPr>
-          <w:rFonts w:ascii="Times New Roman"/>
-          <w:bCs/>
-          <w:sz w:val="28"/>
-          <w:szCs w:val="28"/>
-        </w:rPr>
-        <w:t>Oviya.P</w:t>
-      </w:r>
-      <w:proofErr w:type="spellEnd"/>
-    </w:p>
-    <w:p>
-      <w:pPr>
-        <w:pStyle w:val="BodyText"/>
-        <w:spacing w:before="301"/>
-        <w:ind w:left="0" w:firstLine="0"/>
-        <w:jc w:val="right"/>
-        <w:rPr>
-          <w:rFonts w:ascii="Times New Roman"/>
-          <w:bCs/>
-          <w:sz w:val="28"/>
-          <w:szCs w:val="28"/>
-        </w:rPr>
-      </w:pPr>
-      <w:r>
-        <w:rPr>
-          <w:rFonts w:ascii="Times New Roman"/>
-          <w:bCs/>
-          <w:sz w:val="28"/>
-          <w:szCs w:val="28"/>
-        </w:rPr>
-        <w:t>Register Number: 192324086</w:t>
-      </w:r>
-    </w:p>
-    <w:p>
-      <w:pPr>
-        <w:rPr>
-          <w:rFonts w:ascii="Times New Roman"/>
-          <w:b/>
-          <w:spacing w:val="-5"/>
-          <w:sz w:val="28"/>
-        </w:rPr>
-      </w:pPr>
-      <w:r>
-        <w:rPr>
-          <w:rFonts w:ascii="Times New Roman"/>
-          <w:b/>
-          <w:sz w:val="28"/>
-        </w:rPr>
-        <w:t>EXPERIMENT</w:t>
-      </w:r>
-      <w:r>
-        <w:rPr>
-          <w:rFonts w:ascii="Times New Roman"/>
-          <w:b/>
-          <w:spacing w:val="-7"/>
-          <w:sz w:val="28"/>
-        </w:rPr>
-        <w:t xml:space="preserve"> </w:t>
-      </w:r>
-      <w:r>
-        <w:rPr>
-          <w:rFonts w:ascii="Times New Roman"/>
-          <w:b/>
-          <w:sz w:val="28"/>
-        </w:rPr>
-        <w:t>–</w:t>
-      </w:r>
-      <w:r>
-        <w:rPr>
-          <w:rFonts w:ascii="Times New Roman"/>
-          <w:b/>
-          <w:spacing w:val="-8"/>
-          <w:sz w:val="28"/>
-        </w:rPr>
-        <w:t xml:space="preserve"> </w:t>
-      </w:r>
-      <w:r>
-        <w:rPr>
-          <w:rFonts w:ascii="Times New Roman"/>
-          <w:b/>
-          <w:spacing w:val="-5"/>
-          <w:sz w:val="28"/>
-        </w:rPr>
-        <w:t>23</w:t>
-      </w:r>
-    </w:p>
-    <w:p>
-      <w:pPr>
-        <w:rPr>
-          <w:rFonts w:ascii="Times New Roman"/>
-          <w:b/>
-          <w:spacing w:val="-5"/>
-          <w:sz w:val="28"/>
-        </w:rPr>
-      </w:pPr>
-    </w:p>
-    <w:p>
-      <w:pPr>
-        <w:rPr>
-          <w:rFonts w:ascii="Times New Roman"/>
-          <w:bCs/>
-          <w:sz w:val="28"/>
-        </w:rPr>
-      </w:pPr>
-      <w:r>
-        <w:rPr>
-          <w:rFonts w:ascii="Times New Roman"/>
-          <w:bCs/>
-          <w:sz w:val="28"/>
-        </w:rPr>
-        <w:t xml:space="preserve">Write a Procedure </w:t>
-      </w:r>
-      <w:proofErr w:type="gramStart"/>
-      <w:r>
-        <w:rPr>
-          <w:rFonts w:ascii="Times New Roman"/>
-          <w:bCs/>
-          <w:sz w:val="28"/>
-        </w:rPr>
-        <w:t>To</w:t>
-      </w:r>
-      <w:proofErr w:type="gramEnd"/>
-      <w:r>
-        <w:rPr>
-          <w:rFonts w:ascii="Times New Roman"/>
-          <w:bCs/>
-          <w:sz w:val="28"/>
-        </w:rPr>
-        <w:t xml:space="preserve"> Attach Virtual Block </w:t>
-      </w:r>
-      <w:proofErr w:type="gramStart"/>
-      <w:r>
-        <w:rPr>
-          <w:rFonts w:ascii="Times New Roman"/>
-          <w:bCs/>
-          <w:sz w:val="28"/>
-        </w:rPr>
-        <w:t>To</w:t>
-      </w:r>
-      <w:proofErr w:type="gramEnd"/>
-      <w:r>
-        <w:rPr>
-          <w:rFonts w:ascii="Times New Roman"/>
-          <w:bCs/>
-          <w:sz w:val="28"/>
-        </w:rPr>
-        <w:t xml:space="preserve"> </w:t>
-      </w:r>
-      <w:proofErr w:type="gramStart"/>
-      <w:r>
-        <w:rPr>
-          <w:rFonts w:ascii="Times New Roman"/>
-          <w:bCs/>
-          <w:sz w:val="28"/>
-        </w:rPr>
-        <w:t>The</w:t>
-      </w:r>
-      <w:proofErr w:type="gramEnd"/>
-      <w:r>
-        <w:rPr>
-          <w:rFonts w:ascii="Times New Roman"/>
-          <w:bCs/>
-          <w:sz w:val="28"/>
-        </w:rPr>
-        <w:t xml:space="preserve"> Virtual Machine </w:t>
-      </w:r>
-      <w:proofErr w:type="gramStart"/>
-      <w:r>
-        <w:rPr>
-          <w:rFonts w:ascii="Times New Roman"/>
-          <w:bCs/>
-          <w:sz w:val="28"/>
-        </w:rPr>
-        <w:t>And</w:t>
-      </w:r>
-      <w:proofErr w:type="gramEnd"/>
-      <w:r>
-        <w:rPr>
-          <w:rFonts w:ascii="Times New Roman"/>
-          <w:bCs/>
-          <w:sz w:val="28"/>
-        </w:rPr>
-        <w:t xml:space="preserve"> Check</w:t>
-      </w:r>
-      <w:r>
-        <w:rPr>
-          <w:rFonts w:ascii="Times New Roman"/>
-          <w:bCs/>
-          <w:sz w:val="28"/>
-        </w:rPr>
-        <w:t xml:space="preserve"> </w:t>
-      </w:r>
-      <w:r>
-        <w:rPr>
-          <w:rFonts w:ascii="Times New Roman"/>
-          <w:bCs/>
-          <w:sz w:val="28"/>
-        </w:rPr>
-        <w:t xml:space="preserve">Whether It Holds the Data Even After </w:t>
-      </w:r>
-      <w:proofErr w:type="gramStart"/>
-      <w:r>
-        <w:rPr>
-          <w:rFonts w:ascii="Times New Roman"/>
-          <w:bCs/>
-          <w:sz w:val="28"/>
-        </w:rPr>
-        <w:t>The</w:t>
-      </w:r>
-      <w:proofErr w:type="gramEnd"/>
-      <w:r>
-        <w:rPr>
-          <w:rFonts w:ascii="Times New Roman"/>
-          <w:bCs/>
-          <w:sz w:val="28"/>
-        </w:rPr>
-        <w:t xml:space="preserve"> Release </w:t>
-      </w:r>
-      <w:proofErr w:type="gramStart"/>
-      <w:r>
-        <w:rPr>
-          <w:rFonts w:ascii="Times New Roman"/>
-          <w:bCs/>
-          <w:sz w:val="28"/>
-        </w:rPr>
-        <w:t>Of</w:t>
-      </w:r>
-      <w:proofErr w:type="gramEnd"/>
-      <w:r>
-        <w:rPr>
-          <w:rFonts w:ascii="Times New Roman"/>
-          <w:bCs/>
-          <w:sz w:val="28"/>
-        </w:rPr>
-        <w:t xml:space="preserve"> </w:t>
-      </w:r>
-      <w:proofErr w:type="gramStart"/>
-      <w:r>
-        <w:rPr>
-          <w:rFonts w:ascii="Times New Roman"/>
-          <w:bCs/>
-          <w:sz w:val="28"/>
-        </w:rPr>
-        <w:t>The</w:t>
-      </w:r>
-      <w:proofErr w:type="gramEnd"/>
-      <w:r>
-        <w:rPr>
-          <w:rFonts w:ascii="Times New Roman"/>
-          <w:bCs/>
-          <w:sz w:val="28"/>
-        </w:rPr>
-        <w:t xml:space="preserve"> Virtual Machine</w:t>
+        </w:rPr>
+        <w:t>Write a Procedure To Attach Virtual Block To The Virtual Machine And Check Whether It Holds the Data Even After The Release Of The Virtual Machine</w:t>
       </w:r>
     </w:p>
     <w:p>
@@ -2219,7 +2020,6 @@
         </w:rPr>
         <w:t xml:space="preserve"> </w:t>
       </w:r>
-      <w:proofErr w:type="gramStart"/>
       <w:r>
         <w:rPr>
           <w:rFonts w:ascii="Arial"/>
@@ -2244,17 +2044,7 @@
           <w:spacing w:val="-5"/>
           <w:sz w:val="24"/>
         </w:rPr>
-        <w:t>:</w:t>
-      </w:r>
-      <w:proofErr w:type="gramEnd"/>
-      <w:r>
-        <w:rPr>
-          <w:rFonts w:ascii="Arial"/>
-          <w:b/>
-          <w:spacing w:val="-5"/>
-          <w:sz w:val="24"/>
-        </w:rPr>
-        <w:t>-</w:t>
+        <w:t>:-</w:t>
       </w:r>
     </w:p>
     <w:p>
@@ -2346,7 +2136,7 @@
 </file>
 
 <file path=word/numbering.xml><?xml version="1.0" encoding="utf-8"?>
-<w:numbering xmlns:wpc="http://schemas.microsoft.com/office/word/2010/wordprocessingCanvas" xmlns:cx="http://schemas.microsoft.com/office/drawing/2014/chartex" xmlns:cx1="http://schemas.microsoft.com/office/drawing/2015/9/8/chartex" xmlns:cx2="http://schemas.microsoft.com/office/drawing/2015/10/21/chartex" xmlns:cx3="http://schemas.microsoft.com/office/drawing/2016/5/9/chartex" xmlns:cx4="http://schemas.microsoft.com/office/drawing/2016/5/10/chartex" xmlns:cx5="http://schemas.microsoft.com/office/drawing/2016/5/11/chartex" xmlns:cx6="http://schemas.microsoft.com/office/drawing/2016/5/12/chartex" xmlns:cx7="http://schemas.microsoft.com/office/drawing/2016/5/13/chartex" xmlns:cx8="http://schemas.microsoft.com/office/drawing/2016/5/14/chartex" xmlns:mc="http://schemas.openxmlformats.org/markup-compatibility/2006" xmlns:aink="http://schemas.microsoft.com/office/drawing/2016/ink" xmlns:am3d="http://schemas.microsoft.com/office/drawing/2017/model3d" xmlns:o="urn:schemas-microsoft-com:office:office" xmlns:oel="http://schemas.microsoft.com/office/2019/extlst" xmlns:r="http://schemas.openxmlformats.org/officeDocument/2006/relationships" xmlns:m="http://schemas.openxmlformats.org/officeDocument/2006/math" xmlns:v="urn:schemas-microsoft-com:vml" xmlns:wp14="http://schemas.microsoft.com/office/word/2010/wordprocessingDrawing" xmlns:wp="http://schemas.openxmlformats.org/drawingml/2006/wordprocessingDrawing" xmlns:w10="urn:schemas-microsoft-com:office:word" xmlns:w="http://schemas.openxmlformats.org/wordprocessingml/2006/main" xmlns:w14="http://schemas.microsoft.com/office/word/2010/wordml" xmlns:w15="http://schemas.microsoft.com/office/word/2012/wordml" xmlns:w16cei="http://schemas.microsoft.com/office/word/2026/wordml/cei" xmlns:w16cex="http://schemas.microsoft.com/office/word/2018/wordml/cex" xmlns:w16cid="http://schemas.microsoft.com/office/word/2016/wordml/cid" xmlns:w16="http://schemas.microsoft.com/office/word/2018/wordml" xmlns:w16du="http://schemas.microsoft.com/office/word/2023/wordml/word16du" xmlns:w16sdtdh="http://schemas.microsoft.com/office/word/2020/wordml/sdtdatahash" xmlns:w16sdtfl="http://schemas.microsoft.com/office/word/2024/wordml/sdtformatlock" xmlns:w16se="http://schemas.microsoft.com/office/word/2015/wordml/symex" xmlns:wpg="http://schemas.microsoft.com/office/word/2010/wordprocessingGroup" xmlns:wpi="http://schemas.microsoft.com/office/word/2010/wordprocessingInk" xmlns:wne="http://schemas.microsoft.com/office/word/2006/wordml" xmlns:wps="http://schemas.microsoft.com/office/word/2010/wordprocessingShape" mc:Ignorable="w14 w15 w16se w16cid w16 w16cex w16sdtdh w16sdtfl w16du wp14">
+<w:numbering xmlns:wpc="http://schemas.microsoft.com/office/word/2010/wordprocessingCanvas" xmlns:cx="http://schemas.microsoft.com/office/drawing/2014/chartex" xmlns:cx1="http://schemas.microsoft.com/office/drawing/2015/9/8/chartex" xmlns:cx2="http://schemas.microsoft.com/office/drawing/2015/10/21/chartex" xmlns:cx3="http://schemas.microsoft.com/office/drawing/2016/5/9/chartex" xmlns:cx4="http://schemas.microsoft.com/office/drawing/2016/5/10/chartex" xmlns:cx5="http://schemas.microsoft.com/office/drawing/2016/5/11/chartex" xmlns:cx6="http://schemas.microsoft.com/office/drawing/2016/5/12/chartex" xmlns:cx7="http://schemas.microsoft.com/office/drawing/2016/5/13/chartex" xmlns:cx8="http://schemas.microsoft.com/office/drawing/2016/5/14/chartex" xmlns:mc="http://schemas.openxmlformats.org/markup-compatibility/2006" xmlns:aink="http://schemas.microsoft.com/office/drawing/2016/ink" xmlns:am3d="http://schemas.microsoft.com/office/drawing/2017/model3d" xmlns:o="urn:schemas-microsoft-com:office:office" xmlns:oel="http://schemas.microsoft.com/office/2019/extlst" xmlns:r="http://schemas.openxmlformats.org/officeDocument/2006/relationships" xmlns:m="http://schemas.openxmlformats.org/officeDocument/2006/math" xmlns:v="urn:schemas-microsoft-com:vml" xmlns:wp14="http://schemas.microsoft.com/office/word/2010/wordprocessingDrawing" xmlns:wp="http://schemas.openxmlformats.org/drawingml/2006/wordprocessingDrawing" xmlns:w10="urn:schemas-microsoft-com:office:word" xmlns:w="http://schemas.openxmlformats.org/wordprocessingml/2006/main" xmlns:w14="http://schemas.microsoft.com/office/word/2010/wordml" xmlns:w15="http://schemas.microsoft.com/office/word/2012/wordml" xmlns:w16cex="http://schemas.microsoft.com/office/word/2018/wordml/cex" xmlns:w16cid="http://schemas.microsoft.com/office/word/2016/wordml/cid" xmlns:w16="http://schemas.microsoft.com/office/word/2018/wordml" xmlns:w16du="http://schemas.microsoft.com/office/word/2023/wordml/word16du" xmlns:w16sdtdh="http://schemas.microsoft.com/office/word/2020/wordml/sdtdatahash" xmlns:w16sdtfl="http://schemas.microsoft.com/office/word/2024/wordml/sdtformatlock" xmlns:w16se="http://schemas.microsoft.com/office/word/2015/wordml/symex" xmlns:wpg="http://schemas.microsoft.com/office/word/2010/wordprocessingGroup" xmlns:wpi="http://schemas.microsoft.com/office/word/2010/wordprocessingInk" xmlns:wne="http://schemas.microsoft.com/office/word/2006/wordml" xmlns:wps="http://schemas.microsoft.com/office/word/2010/wordprocessingShape" mc:Ignorable="w14 w15 w16se w16cid w16 w16cex w16sdtdh w16sdtfl w16du wp14">
   <w:abstractNum w:abstractNumId="0" w15:restartNumberingAfterBreak="0">
     <w:nsid w:val="6B404589"/>
     <w:multiLevelType w:val="hybridMultilevel"/>
